--- a/flow/20230927_hours/drafts/2024-05-g/15.05.docx
+++ b/flow/20230927_hours/drafts/2024-05-g/15.05.docx
@@ -1529,39 +1529,7 @@
           <w:sz w:val="24"/>
           <w:highlight w:val="white"/>
         </w:rPr>
-        <w:t xml:space="preserve">Потоками сліз твоїх ти неродючу пустиню управив* і з глибини зітханнями ти в трудах приніс стократні плоди,* і був ти світильником </w:t>
-      </w:r>
-      <w:r>
-        <w:rPr>
-          <w:rFonts w:ascii="Times New Roman" w:hAnsi="Times New Roman"/>
-          <w:sz w:val="24"/>
-          <w:highlight w:val="white"/>
-        </w:rPr>
-        <w:t>вселенної</w:t>
-      </w:r>
-      <w:r>
-        <w:rPr>
-          <w:rFonts w:ascii="Times New Roman" w:hAnsi="Times New Roman"/>
-          <w:sz w:val="24"/>
-          <w:highlight w:val="white"/>
-        </w:rPr>
-        <w:t xml:space="preserve">, сіяючи чудесами, </w:t>
-      </w:r>
-      <w:r>
-        <w:rPr>
-          <w:rFonts w:ascii="Times New Roman" w:hAnsi="Times New Roman"/>
-          <w:sz w:val="24"/>
-          <w:highlight w:val="white"/>
-        </w:rPr>
-        <w:t>Пахомію</w:t>
-      </w:r>
-      <w:r>
-        <w:rPr>
-          <w:rFonts w:ascii="Times New Roman" w:hAnsi="Times New Roman"/>
-          <w:sz w:val="24"/>
-          <w:highlight w:val="white"/>
-        </w:rPr>
-        <w:t>, отче наш.* Моли Христа Бога, щоб спаслися душі наші.</w:t>
+        <w:t>Потоками сліз твоїх ти неродючу пустиню управив* і з глибини зітханнями ти в трудах приніс стократні плоди,* і був ти світильником вселенної, сіяючи чудесами, Пахомію, отче наш.* Моли Христа Бога, щоб спаслися душі наші.</w:t>
       </w:r>
     </w:p>
     <w:p>
@@ -2027,28 +1995,7 @@
           <w:rFonts w:ascii="Times New Roman" w:hAnsi="Times New Roman"/>
           <w:sz w:val="24"/>
         </w:rPr>
-        <w:t>Ясним світлом показа</w:t>
-      </w:r>
-      <w:r>
-        <w:rPr>
-          <w:rFonts w:ascii="Times New Roman" w:hAnsi="Times New Roman"/>
-          <w:sz w:val="24"/>
-        </w:rPr>
-        <w:t xml:space="preserve">вся ти на краях землі,* пустиню зробив містами многих монахів;* себе самого розіп’яв, хрест свій на рам’я взяв* і </w:t>
-      </w:r>
-      <w:r>
-        <w:rPr>
-          <w:rFonts w:ascii="Times New Roman" w:hAnsi="Times New Roman"/>
-          <w:sz w:val="24"/>
-        </w:rPr>
-        <w:t>повздержністю</w:t>
-      </w:r>
-      <w:r>
-        <w:rPr>
-          <w:rFonts w:ascii="Times New Roman" w:hAnsi="Times New Roman"/>
-          <w:sz w:val="24"/>
-        </w:rPr>
-        <w:t xml:space="preserve"> тіло виснажив,* моли безупинно за всіх нас.</w:t>
+        <w:t>Ясним світлом показався ти на краях землі,* пустиню зробив містами многих монахів;* себе самого розіп’яв, хрест свій на рам’я взяв* і повздержністю тіло виснажив,* моли безупинно за всіх нас.</w:t>
       </w:r>
     </w:p>
     <w:p>
@@ -7235,39 +7182,7 @@
           <w:sz w:val="24"/>
           <w:highlight w:val="white"/>
         </w:rPr>
-        <w:t xml:space="preserve">Потоками сліз твоїх ти неродючу пустиню управив* і з глибини зітханнями ти в трудах приніс стократні плоди,* і був ти світильником </w:t>
-      </w:r>
-      <w:r>
-        <w:rPr>
-          <w:rFonts w:ascii="Times New Roman" w:hAnsi="Times New Roman"/>
-          <w:sz w:val="24"/>
-          <w:highlight w:val="white"/>
-        </w:rPr>
-        <w:t>вселенної</w:t>
-      </w:r>
-      <w:r>
-        <w:rPr>
-          <w:rFonts w:ascii="Times New Roman" w:hAnsi="Times New Roman"/>
-          <w:sz w:val="24"/>
-          <w:highlight w:val="white"/>
-        </w:rPr>
-        <w:t xml:space="preserve">, сіяючи чудесами, </w:t>
-      </w:r>
-      <w:r>
-        <w:rPr>
-          <w:rFonts w:ascii="Times New Roman" w:hAnsi="Times New Roman"/>
-          <w:sz w:val="24"/>
-          <w:highlight w:val="white"/>
-        </w:rPr>
-        <w:t>Пахомію</w:t>
-      </w:r>
-      <w:r>
-        <w:rPr>
-          <w:rFonts w:ascii="Times New Roman" w:hAnsi="Times New Roman"/>
-          <w:sz w:val="24"/>
-          <w:highlight w:val="white"/>
-        </w:rPr>
-        <w:t>, отче наш.* Моли Христа Бога, щоб спаслися душі наші.</w:t>
+        <w:t>Потоками сліз твоїх ти неродючу пустиню управив* і з глибини зітханнями ти в трудах приніс стократні плоди,* і був ти світильником вселенної, сіяючи чудесами, Пахомію, отче наш.* Моли Христа Бога, щоб спаслися душі наші.</w:t>
       </w:r>
     </w:p>
     <w:p>
@@ -7777,28 +7692,7 @@
           <w:rFonts w:ascii="Times New Roman" w:hAnsi="Times New Roman"/>
           <w:sz w:val="24"/>
         </w:rPr>
-        <w:t>Ясним світлом показа</w:t>
-      </w:r>
-      <w:r>
-        <w:rPr>
-          <w:rFonts w:ascii="Times New Roman" w:hAnsi="Times New Roman"/>
-          <w:sz w:val="24"/>
-        </w:rPr>
-        <w:t xml:space="preserve">вся ти на краях землі,* пустиню зробив містами многих монахів;* себе самого розіп’яв, хрест свій на рам’я взяв* і </w:t>
-      </w:r>
-      <w:r>
-        <w:rPr>
-          <w:rFonts w:ascii="Times New Roman" w:hAnsi="Times New Roman"/>
-          <w:sz w:val="24"/>
-        </w:rPr>
-        <w:t>повздержністю</w:t>
-      </w:r>
-      <w:r>
-        <w:rPr>
-          <w:rFonts w:ascii="Times New Roman" w:hAnsi="Times New Roman"/>
-          <w:sz w:val="24"/>
-        </w:rPr>
-        <w:t xml:space="preserve"> тіло виснажив,* моли безупинно за всіх нас.</w:t>
+        <w:t>Ясним світлом показався ти на краях землі,* пустиню зробив містами многих монахів;* себе самого розіп’яв, хрест свій на рам’я взяв* і повздержністю тіло виснажив,* моли безупинно за всіх нас.</w:t>
       </w:r>
     </w:p>
     <w:p>

--- a/flow/20230927_hours/drafts/2024-05-g/15.05.docx
+++ b/flow/20230927_hours/drafts/2024-05-g/15.05.docx
@@ -1508,28 +1508,50 @@
         <w:rPr>
           <w:rFonts w:ascii="Times New Roman" w:hAnsi="Times New Roman"/>
           <w:i/>
-          <w:color w:val="FF0000"/>
-          <w:sz w:val="24"/>
-          <w:highlight w:val="white"/>
-        </w:rPr>
-        <w:t>Тропар (г. 8):</w:t>
-      </w:r>
-      <w:r>
-        <w:rPr>
-          <w:rFonts w:ascii="Times New Roman" w:hAnsi="Times New Roman"/>
-          <w:color w:val="FF0000"/>
-          <w:sz w:val="24"/>
-          <w:highlight w:val="white"/>
-        </w:rPr>
-        <w:t xml:space="preserve"> </w:t>
-      </w:r>
-      <w:r>
-        <w:rPr>
-          <w:rFonts w:ascii="Times New Roman" w:hAnsi="Times New Roman"/>
-          <w:sz w:val="24"/>
-          <w:highlight w:val="white"/>
-        </w:rPr>
-        <w:t>Потоками сліз твоїх ти неродючу пустиню управив* і з глибини зітханнями ти в трудах приніс стократні плоди,* і був ти світильником вселенної, сіяючи чудесами, Пахомію, отче наш.* Моли Христа Бога, щоб спаслися душі наші.</w:t>
+          <w:color w:val="FF4400"/>
+          <w:sz w:val="24"/>
+        </w:rPr>
+        <w:t>Тропар (г. 4):</w:t>
+      </w:r>
+      <w:r>
+        <w:rPr>
+          <w:rFonts w:ascii="Times New Roman" w:hAnsi="Times New Roman"/>
+          <w:color w:val="333333"/>
+          <w:sz w:val="24"/>
+        </w:rPr>
+        <w:t xml:space="preserve"> Вознісся Ти у славі, Христе Боже наш,* радість сотворивши ученикам </w:t>
+      </w:r>
+      <w:r>
+        <w:rPr>
+          <w:rFonts w:ascii="Times New Roman" w:hAnsi="Times New Roman"/>
+          <w:color w:val="333333"/>
+          <w:sz w:val="24"/>
+        </w:rPr>
+        <w:t>обітуванням</w:t>
+      </w:r>
+      <w:r>
+        <w:rPr>
+          <w:rFonts w:ascii="Times New Roman" w:hAnsi="Times New Roman"/>
+          <w:color w:val="333333"/>
+          <w:sz w:val="24"/>
+        </w:rPr>
+        <w:t xml:space="preserve"> Святого Духа,* утвердивши їх благословенням,* бо Ти єси Син Божий, </w:t>
+      </w:r>
+      <w:r>
+        <w:rPr>
+          <w:rFonts w:ascii="Times New Roman" w:hAnsi="Times New Roman"/>
+          <w:color w:val="333333"/>
+          <w:sz w:val="24"/>
+        </w:rPr>
+        <w:t>ізбавитель</w:t>
+      </w:r>
+      <w:r>
+        <w:rPr>
+          <w:rFonts w:ascii="Times New Roman" w:hAnsi="Times New Roman"/>
+          <w:color w:val="333333"/>
+          <w:sz w:val="24"/>
+        </w:rPr>
+        <w:t xml:space="preserve"> світу.</w:t>
       </w:r>
     </w:p>
     <w:p>
@@ -1977,25 +1999,26 @@
         <w:rPr>
           <w:rFonts w:ascii="Times New Roman" w:hAnsi="Times New Roman"/>
           <w:i/>
-          <w:color w:val="FF0000"/>
-          <w:sz w:val="24"/>
-        </w:rPr>
-        <w:t>Кондак (г. 2):</w:t>
-      </w:r>
-      <w:r>
-        <w:rPr>
-          <w:rFonts w:ascii="Times New Roman" w:hAnsi="Times New Roman"/>
-          <w:b/>
-          <w:sz w:val="24"/>
-        </w:rPr>
-        <w:t xml:space="preserve"> </w:t>
-      </w:r>
-      <w:r>
-        <w:rPr>
-          <w:rFonts w:ascii="Times New Roman" w:hAnsi="Times New Roman"/>
-          <w:sz w:val="24"/>
-        </w:rPr>
-        <w:t>Ясним світлом показався ти на краях землі,* пустиню зробив містами многих монахів;* себе самого розіп’яв, хрест свій на рам’я взяв* і повздержністю тіло виснажив,* моли безупинно за всіх нас.</w:t>
+          <w:color w:val="FF4400"/>
+          <w:sz w:val="24"/>
+        </w:rPr>
+        <w:t>Кондак (г. 6):</w:t>
+      </w:r>
+      <w:r>
+        <w:rPr>
+          <w:rFonts w:ascii="Times New Roman" w:hAnsi="Times New Roman"/>
+          <w:color w:val="333333"/>
+          <w:sz w:val="24"/>
+        </w:rPr>
+        <w:t xml:space="preserve"> Сповнивши промисел щодо нас* і те, що на землі, з’єднавши з небесним,* вознісся Ти у славі, Христе Боже наш,* ніяк не відлучаючись, але </w:t>
+      </w:r>
+      <w:r>
+        <w:rPr>
+          <w:rFonts w:ascii="Times New Roman" w:hAnsi="Times New Roman"/>
+          <w:color w:val="333333"/>
+          <w:sz w:val="24"/>
+        </w:rPr>
+        <w:t>невідступно перебуваючи,* Ти кличеш до тих, що люблять Тебе:* Я з вами і ніхто проти вас.</w:t>
       </w:r>
     </w:p>
     <w:p>
@@ -7161,28 +7184,50 @@
         <w:rPr>
           <w:rFonts w:ascii="Times New Roman" w:hAnsi="Times New Roman"/>
           <w:i/>
-          <w:color w:val="FF0000"/>
-          <w:sz w:val="24"/>
-          <w:highlight w:val="white"/>
-        </w:rPr>
-        <w:t>Тропар (г. 8):</w:t>
-      </w:r>
-      <w:r>
-        <w:rPr>
-          <w:rFonts w:ascii="Times New Roman" w:hAnsi="Times New Roman"/>
-          <w:color w:val="FF0000"/>
-          <w:sz w:val="24"/>
-          <w:highlight w:val="white"/>
-        </w:rPr>
-        <w:t xml:space="preserve"> </w:t>
-      </w:r>
-      <w:r>
-        <w:rPr>
-          <w:rFonts w:ascii="Times New Roman" w:hAnsi="Times New Roman"/>
-          <w:sz w:val="24"/>
-          <w:highlight w:val="white"/>
-        </w:rPr>
-        <w:t>Потоками сліз твоїх ти неродючу пустиню управив* і з глибини зітханнями ти в трудах приніс стократні плоди,* і був ти світильником вселенної, сіяючи чудесами, Пахомію, отче наш.* Моли Христа Бога, щоб спаслися душі наші.</w:t>
+          <w:color w:val="FF4400"/>
+          <w:sz w:val="24"/>
+        </w:rPr>
+        <w:t>Тропар (г. 4):</w:t>
+      </w:r>
+      <w:r>
+        <w:rPr>
+          <w:rFonts w:ascii="Times New Roman" w:hAnsi="Times New Roman"/>
+          <w:color w:val="333333"/>
+          <w:sz w:val="24"/>
+        </w:rPr>
+        <w:t xml:space="preserve"> Вознісся Ти у славі, Христе Боже наш,* радість сотворивши ученикам </w:t>
+      </w:r>
+      <w:r>
+        <w:rPr>
+          <w:rFonts w:ascii="Times New Roman" w:hAnsi="Times New Roman"/>
+          <w:color w:val="333333"/>
+          <w:sz w:val="24"/>
+        </w:rPr>
+        <w:t>обітуванням</w:t>
+      </w:r>
+      <w:r>
+        <w:rPr>
+          <w:rFonts w:ascii="Times New Roman" w:hAnsi="Times New Roman"/>
+          <w:color w:val="333333"/>
+          <w:sz w:val="24"/>
+        </w:rPr>
+        <w:t xml:space="preserve"> Святого Духа,* утвердивши їх благословенням,* бо Ти єси Син Божий, </w:t>
+      </w:r>
+      <w:r>
+        <w:rPr>
+          <w:rFonts w:ascii="Times New Roman" w:hAnsi="Times New Roman"/>
+          <w:color w:val="333333"/>
+          <w:sz w:val="24"/>
+        </w:rPr>
+        <w:t>ізбавитель</w:t>
+      </w:r>
+      <w:r>
+        <w:rPr>
+          <w:rFonts w:ascii="Times New Roman" w:hAnsi="Times New Roman"/>
+          <w:color w:val="333333"/>
+          <w:sz w:val="24"/>
+        </w:rPr>
+        <w:t xml:space="preserve"> світу.</w:t>
       </w:r>
     </w:p>
     <w:p>
@@ -7674,25 +7719,26 @@
         <w:rPr>
           <w:rFonts w:ascii="Times New Roman" w:hAnsi="Times New Roman"/>
           <w:i/>
-          <w:color w:val="FF0000"/>
-          <w:sz w:val="24"/>
-        </w:rPr>
-        <w:t>Кондак (г. 2):</w:t>
-      </w:r>
-      <w:r>
-        <w:rPr>
-          <w:rFonts w:ascii="Times New Roman" w:hAnsi="Times New Roman"/>
-          <w:b/>
-          <w:sz w:val="24"/>
-        </w:rPr>
-        <w:t xml:space="preserve"> </w:t>
-      </w:r>
-      <w:r>
-        <w:rPr>
-          <w:rFonts w:ascii="Times New Roman" w:hAnsi="Times New Roman"/>
-          <w:sz w:val="24"/>
-        </w:rPr>
-        <w:t>Ясним світлом показався ти на краях землі,* пустиню зробив містами многих монахів;* себе самого розіп’яв, хрест свій на рам’я взяв* і повздержністю тіло виснажив,* моли безупинно за всіх нас.</w:t>
+          <w:color w:val="FF4400"/>
+          <w:sz w:val="24"/>
+        </w:rPr>
+        <w:t>Кондак (г. 6):</w:t>
+      </w:r>
+      <w:r>
+        <w:rPr>
+          <w:rFonts w:ascii="Times New Roman" w:hAnsi="Times New Roman"/>
+          <w:color w:val="333333"/>
+          <w:sz w:val="24"/>
+        </w:rPr>
+        <w:t xml:space="preserve"> Сповнивши промисел щодо нас* і те, що на землі, з’єднавши з небесним,* вознісся Ти у славі, Христе Боже наш,* ніяк не відлучаючись, але </w:t>
+      </w:r>
+      <w:r>
+        <w:rPr>
+          <w:rFonts w:ascii="Times New Roman" w:hAnsi="Times New Roman"/>
+          <w:color w:val="333333"/>
+          <w:sz w:val="24"/>
+        </w:rPr>
+        <w:t>невідступно перебуваючи,* Ти кличеш до тих, що люблять Тебе:* Я з вами і ніхто проти вас.</w:t>
       </w:r>
     </w:p>
     <w:p>
